--- a/reports/m2141-ramadhan final_annotated_review_sheet.docx
+++ b/reports/m2141-ramadhan final_annotated_review_sheet.docx
@@ -64,7 +64,7 @@
           <w:b/>
           <w:color w:val="B42828"/>
         </w:rPr>
-        <w:t>7 item(s)</w:t>
+        <w:t>6 item(s)</w:t>
       </w:r>
     </w:p>
     <w:tbl>
@@ -293,85 +293,6 @@
                 <w:b/>
                 <w:sz w:val="20"/>
               </w:rPr>
-              <w:t xml:space="preserve">[IEEE Copyright Notice] </w:t>
-            </w:r>
-            <w:r>
-              <w:rPr>
-                <w:rFonts w:ascii="Times New Roman" w:hAnsi="Times New Roman"/>
-                <w:sz w:val="20"/>
-              </w:rPr>
-              <w:t>Missing IEEE Copyright Notice in the bottom-left of page 1. IEEE conference proceedings require the copyright clearance code line (e.g. 979-8-... ©20XX IEEE) in the footer.</w:t>
-            </w:r>
-          </w:p>
-        </w:tc>
-        <w:tc>
-          <w:tcPr>
-            <w:tcW w:type="dxa" w:w="2592"/>
-            <w:tcMar>
-              <w:top w:w="120" w:type="dxa"/>
-              <w:bottom w:w="120" w:type="dxa"/>
-              <w:left w:w="140" w:type="dxa"/>
-              <w:right w:w="140" w:type="dxa"/>
-            </w:tcMar>
-          </w:tcPr>
-          <w:p>
-            <w:pPr>
-              <w:jc w:val="left"/>
-            </w:pPr>
-            <w:r>
-              <w:rPr>
-                <w:rFonts w:ascii="Times New Roman" w:hAnsi="Times New Roman"/>
-                <w:sz w:val="20"/>
-              </w:rPr>
-              <w:t>Page 1, Bottom Left Footer</w:t>
-            </w:r>
-          </w:p>
-        </w:tc>
-      </w:tr>
-      <w:tr>
-        <w:tc>
-          <w:tcPr>
-            <w:tcW w:type="dxa" w:w="864"/>
-            <w:tcMar>
-              <w:top w:w="120" w:type="dxa"/>
-              <w:bottom w:w="120" w:type="dxa"/>
-              <w:left w:w="140" w:type="dxa"/>
-              <w:right w:w="140" w:type="dxa"/>
-            </w:tcMar>
-          </w:tcPr>
-          <w:p>
-            <w:pPr>
-              <w:jc w:val="center"/>
-            </w:pPr>
-            <w:r>
-              <w:rPr>
-                <w:rFonts w:ascii="Times New Roman" w:hAnsi="Times New Roman"/>
-                <w:sz w:val="20"/>
-              </w:rPr>
-              <w:t>3</w:t>
-            </w:r>
-          </w:p>
-        </w:tc>
-        <w:tc>
-          <w:tcPr>
-            <w:tcW w:type="dxa" w:w="6192"/>
-            <w:tcMar>
-              <w:top w:w="120" w:type="dxa"/>
-              <w:bottom w:w="120" w:type="dxa"/>
-              <w:left w:w="140" w:type="dxa"/>
-              <w:right w:w="140" w:type="dxa"/>
-            </w:tcMar>
-          </w:tcPr>
-          <w:p>
-            <w:pPr>
-              <w:jc w:val="left"/>
-            </w:pPr>
-            <w:r>
-              <w:rPr>
-                <w:rFonts w:ascii="Times New Roman" w:hAnsi="Times New Roman"/>
-                <w:b/>
-                <w:sz w:val="20"/>
-              </w:rPr>
               <w:t xml:space="preserve">[Figure Citation] </w:t>
             </w:r>
             <w:r>
@@ -427,7 +348,7 @@
                 <w:rFonts w:ascii="Times New Roman" w:hAnsi="Times New Roman"/>
                 <w:sz w:val="20"/>
               </w:rPr>
-              <w:t>4</w:t>
+              <w:t>3</w:t>
             </w:r>
           </w:p>
         </w:tc>
@@ -506,7 +427,7 @@
                 <w:rFonts w:ascii="Times New Roman" w:hAnsi="Times New Roman"/>
                 <w:sz w:val="20"/>
               </w:rPr>
-              <w:t>5</w:t>
+              <w:t>4</w:t>
             </w:r>
           </w:p>
         </w:tc>
@@ -587,7 +508,7 @@
                 <w:rFonts w:ascii="Times New Roman" w:hAnsi="Times New Roman"/>
                 <w:sz w:val="20"/>
               </w:rPr>
-              <w:t>6</w:t>
+              <w:t>5</w:t>
             </w:r>
           </w:p>
         </w:tc>
@@ -668,7 +589,7 @@
                 <w:rFonts w:ascii="Times New Roman" w:hAnsi="Times New Roman"/>
                 <w:sz w:val="20"/>
               </w:rPr>
-              <w:t>7</w:t>
+              <w:t>6</w:t>
             </w:r>
           </w:p>
         </w:tc>
